--- a/hin/docx/49.content.docx
+++ b/hin/docx/49.content.docx
@@ -19,7 +19,7 @@
         <w:rPr>
           <w:lang w:val="hi_IN" w:bidi="hi_IN"/>
         </w:rPr>
-        <w:t>Resource: अध्ययन नोट्स - पुस्तक परिचय (टिंडेल)</w:t>
+        <w:t>Resource: Tyndale Open Study Notes</w:t>
       </w:r>
       <w:r>
         <w:rPr>
@@ -112,7 +112,7 @@
         <w:rPr>
           <w:lang w:val="hi_IN" w:bidi="hi_IN"/>
         </w:rPr>
-        <w:t>अध्ययन नोट्स - पुस्तक परिचय (टिंडेल)</w:t>
+        <w:t>Tyndale Open Study Notes</w:t>
       </w:r>
     </w:p>
     <w:p>

--- a/hin/docx/49.content.docx
+++ b/hin/docx/49.content.docx
@@ -19,7 +19,7 @@
         <w:rPr>
           <w:lang w:val="hi_IN" w:bidi="hi_IN"/>
         </w:rPr>
-        <w:t>Resource: Tyndale Open Study Notes</w:t>
+        <w:t>Resource: Aquifer Open Study Notes (Book Intros)</w:t>
       </w:r>
       <w:r>
         <w:rPr>
@@ -112,7 +112,7 @@
         <w:rPr>
           <w:lang w:val="hi_IN" w:bidi="hi_IN"/>
         </w:rPr>
-        <w:t>Tyndale Open Study Notes</w:t>
+        <w:t>Aquifer Open Study Notes (Book Intros)</w:t>
       </w:r>
     </w:p>
     <w:p>

--- a/hin/docx/49.content.docx
+++ b/hin/docx/49.content.docx
@@ -272,108 +272,72 @@
         </w:rPr>
         <w:t xml:space="preserve">प्रारंभिक संक्षिप्त यात्रा के बाद (देखें </w:t>
       </w:r>
-      <w:hyperlink r:id="rId13">
-        <w:r>
-          <w:rPr>
-            <w:lang w:val="hi_IN" w:bidi="hi_IN"/>
-          </w:rPr>
-          <w:rPr>
-            <w:color w:val="0000EE"/>
-            <w:u w:val="single"/>
-          </w:rPr>
-          <w:t>प्रेरि 18:19–21</w:t>
-        </w:r>
-      </w:hyperlink>
+      <w:r>
+        <w:rPr>
+          <w:lang w:val="hi_IN" w:bidi="hi_IN"/>
+        </w:rPr>
+        <w:t>प्रेरि 18:19–21</w:t>
+      </w:r>
       <w:r>
         <w:rPr>
           <w:lang w:val="hi_IN" w:bidi="hi_IN"/>
         </w:rPr>
         <w:t xml:space="preserve">), पौलुस इस बड़े और समृद्ध शहर में दो से तीन वर्षों के लिए लौटे (देखें </w:t>
       </w:r>
-      <w:hyperlink r:id="rId14">
-        <w:r>
-          <w:rPr>
-            <w:lang w:val="hi_IN" w:bidi="hi_IN"/>
-          </w:rPr>
-          <w:rPr>
-            <w:color w:val="0000EE"/>
-            <w:u w:val="single"/>
-          </w:rPr>
-          <w:t>प्रेरि 19:1–20:1</w:t>
-        </w:r>
-      </w:hyperlink>
+      <w:r>
+        <w:rPr>
+          <w:lang w:val="hi_IN" w:bidi="hi_IN"/>
+        </w:rPr>
+        <w:t>प्रेरि 19:1–20:1</w:t>
+      </w:r>
       <w:r>
         <w:rPr>
           <w:lang w:val="hi_IN" w:bidi="hi_IN"/>
         </w:rPr>
         <w:t xml:space="preserve">)। यह उनके लिए एक कठिन समय था: उन्हें बहुत विरोध और अत्याचार का सामना करना पड़ा (देखें </w:t>
       </w:r>
-      <w:hyperlink r:id="rId15">
-        <w:r>
-          <w:rPr>
-            <w:lang w:val="hi_IN" w:bidi="hi_IN"/>
-          </w:rPr>
-          <w:rPr>
-            <w:color w:val="0000EE"/>
-            <w:u w:val="single"/>
-          </w:rPr>
-          <w:t>प्रेरि 19:21–41</w:t>
-        </w:r>
-      </w:hyperlink>
+      <w:r>
+        <w:rPr>
+          <w:lang w:val="hi_IN" w:bidi="hi_IN"/>
+        </w:rPr>
+        <w:t>प्रेरि 19:21–41</w:t>
+      </w:r>
       <w:r>
         <w:rPr>
           <w:lang w:val="hi_IN" w:bidi="hi_IN"/>
         </w:rPr>
         <w:t xml:space="preserve">; </w:t>
       </w:r>
-      <w:hyperlink r:id="rId16">
-        <w:r>
-          <w:rPr>
-            <w:lang w:val="hi_IN" w:bidi="hi_IN"/>
-          </w:rPr>
-          <w:rPr>
-            <w:color w:val="0000EE"/>
-            <w:u w:val="single"/>
-          </w:rPr>
-          <w:t>1 कुरि 15:32</w:t>
-        </w:r>
-      </w:hyperlink>
+      <w:r>
+        <w:rPr>
+          <w:lang w:val="hi_IN" w:bidi="hi_IN"/>
+        </w:rPr>
+        <w:t>1 कुरि 15:32</w:t>
+      </w:r>
       <w:r>
         <w:rPr>
           <w:lang w:val="hi_IN" w:bidi="hi_IN"/>
         </w:rPr>
         <w:t xml:space="preserve">; </w:t>
       </w:r>
-      <w:hyperlink r:id="rId17">
-        <w:r>
-          <w:rPr>
-            <w:lang w:val="hi_IN" w:bidi="hi_IN"/>
-          </w:rPr>
-          <w:rPr>
-            <w:color w:val="0000EE"/>
-            <w:u w:val="single"/>
-          </w:rPr>
-          <w:t>2 कुरि 1:8–9</w:t>
-        </w:r>
-      </w:hyperlink>
+      <w:r>
+        <w:rPr>
+          <w:lang w:val="hi_IN" w:bidi="hi_IN"/>
+        </w:rPr>
+        <w:t>2 कुरि 1:8–9</w:t>
+      </w:r>
       <w:r>
         <w:rPr>
           <w:lang w:val="hi_IN" w:bidi="hi_IN"/>
         </w:rPr>
         <w:t xml:space="preserve">; </w:t>
       </w:r>
-      <w:hyperlink r:id="rId18">
-        <w:r>
-          <w:rPr>
-            <w:lang w:val="hi_IN" w:bidi="hi_IN"/>
-          </w:rPr>
-          <w:rPr>
-            <w:color w:val="0000EE"/>
-            <w:u w:val="single"/>
-          </w:rPr>
-          <w:t>11:23–27</w:t>
-        </w:r>
-      </w:hyperlink>
+      <w:r>
+        <w:rPr>
+          <w:lang w:val="hi_IN" w:bidi="hi_IN"/>
+        </w:rPr>
+        <w:t>11:23–27</w:t>
+      </w:r>
       <w:r>
         <w:rPr>
           <w:lang w:val="hi_IN" w:bidi="hi_IN"/>
@@ -433,36 +397,24 @@
         </w:rPr>
         <w:t>परमेश्वर ने जो कुछ किया है, उसके लिए प्रशंसा से भरे हृदय के साथ, पौलुस ने यीशु मसीह में परमेश्वर के उद्धारक अनुग्रह के सुसमाचार का सुन्दर सारांश दिया है—इस बात पर बल देते हुए कि यह यहूदियों के साथ-साथ अन्यजातियों के लिए भी है (</w:t>
       </w:r>
-      <w:hyperlink r:id="rId19">
-        <w:r>
-          <w:rPr>
-            <w:lang w:val="hi_IN" w:bidi="hi_IN"/>
-          </w:rPr>
-          <w:rPr>
-            <w:color w:val="0000EE"/>
-            <w:u w:val="single"/>
-          </w:rPr>
-          <w:t>अध्याय 1–3</w:t>
-        </w:r>
-      </w:hyperlink>
+      <w:r>
+        <w:rPr>
+          <w:lang w:val="hi_IN" w:bidi="hi_IN"/>
+        </w:rPr>
+        <w:t>अध्याय 1–3</w:t>
+      </w:r>
       <w:r>
         <w:rPr>
           <w:lang w:val="hi_IN" w:bidi="hi_IN"/>
         </w:rPr>
         <w:t>)। वह इस बारे में व्यावहारिक निर्देश भी देता है कि विश्वासियों को किस तरह से प्रतिक्रिया में जीना चाहिए, अपने पिछले जीवन से हटकर वास्तव में अच्छा और मसीह जैसा बनना चाहिए (</w:t>
       </w:r>
-      <w:hyperlink r:id="rId20">
-        <w:r>
-          <w:rPr>
-            <w:lang w:val="hi_IN" w:bidi="hi_IN"/>
-          </w:rPr>
-          <w:rPr>
-            <w:color w:val="0000EE"/>
-            <w:u w:val="single"/>
-          </w:rPr>
-          <w:t>अध्याय 4–6</w:t>
-        </w:r>
-      </w:hyperlink>
+      <w:r>
+        <w:rPr>
+          <w:lang w:val="hi_IN" w:bidi="hi_IN"/>
+        </w:rPr>
+        <w:t>अध्याय 4–6</w:t>
+      </w:r>
       <w:r>
         <w:rPr>
           <w:lang w:val="hi_IN" w:bidi="hi_IN"/>
@@ -483,90 +435,60 @@
         </w:rPr>
         <w:t>संक्षिप्त परिचय (</w:t>
       </w:r>
-      <w:hyperlink r:id="rId21">
-        <w:r>
-          <w:rPr>
-            <w:lang w:val="hi_IN" w:bidi="hi_IN"/>
-          </w:rPr>
-          <w:rPr>
-            <w:color w:val="0000EE"/>
-            <w:u w:val="single"/>
-          </w:rPr>
-          <w:t>1:1–2</w:t>
-        </w:r>
-      </w:hyperlink>
+      <w:r>
+        <w:rPr>
+          <w:lang w:val="hi_IN" w:bidi="hi_IN"/>
+        </w:rPr>
+        <w:t>1:1–2</w:t>
+      </w:r>
       <w:r>
         <w:rPr>
           <w:lang w:val="hi_IN" w:bidi="hi_IN"/>
         </w:rPr>
         <w:t>) के बाद, पौलुस मसीह में विश्वासियों को प्राप्त हुए अद्भुत अनुग्रह के लिए परमेश्वर की स्तुति करते हैं (</w:t>
       </w:r>
-      <w:hyperlink r:id="rId22">
-        <w:r>
-          <w:rPr>
-            <w:lang w:val="hi_IN" w:bidi="hi_IN"/>
-          </w:rPr>
-          <w:rPr>
-            <w:color w:val="0000EE"/>
-            <w:u w:val="single"/>
-          </w:rPr>
-          <w:t>1:3–14</w:t>
-        </w:r>
-      </w:hyperlink>
+      <w:r>
+        <w:rPr>
+          <w:lang w:val="hi_IN" w:bidi="hi_IN"/>
+        </w:rPr>
+        <w:t>1:3–14</w:t>
+      </w:r>
       <w:r>
         <w:rPr>
           <w:lang w:val="hi_IN" w:bidi="hi_IN"/>
         </w:rPr>
         <w:t>)। अपने सर्वोच्च प्रेम में, परमेश्वर ने उन्हें चुना है, उन्हें क्षमा किया है, उन्हें अपने परिवार में लाया है, उन्हें अपनी सन्तान बनाया है, और उन्हें अनंत आशीष देने की प्रतिज्ञा किया है। उन्हें अपनी आत्मा देकर, उसने उन्हें अपना बना लिया है ताकि वे हमेशा उसके अनुग्रह की स्तुति कर सकें। फिर पौलुस प्रार्थना करते हैं कि परमेश्वर उन्हें आत्मिक समझ दे ताकि वे उनके लिए किए गए सभी कामों की पूरी गहराई को समझ सकें (</w:t>
       </w:r>
-      <w:hyperlink r:id="rId23">
-        <w:r>
-          <w:rPr>
-            <w:lang w:val="hi_IN" w:bidi="hi_IN"/>
-          </w:rPr>
-          <w:rPr>
-            <w:color w:val="0000EE"/>
-            <w:u w:val="single"/>
-          </w:rPr>
-          <w:t>1:15–23</w:t>
-        </w:r>
-      </w:hyperlink>
+      <w:r>
+        <w:rPr>
+          <w:lang w:val="hi_IN" w:bidi="hi_IN"/>
+        </w:rPr>
+        <w:t>1:15–23</w:t>
+      </w:r>
       <w:r>
         <w:rPr>
           <w:lang w:val="hi_IN" w:bidi="hi_IN"/>
         </w:rPr>
         <w:t>)। हालाँकि वे परमेश्वर के क्रोध के पूरी तरह से योग्य थे, लेकिन वे परमेश्वर के अनुग्रह से बचाए गए हैं, न कि उनके द्वारा किए गए किसी काम से, बल्कि केवल मसीह से जुड़ने से (</w:t>
       </w:r>
-      <w:hyperlink r:id="rId24">
-        <w:r>
-          <w:rPr>
-            <w:lang w:val="hi_IN" w:bidi="hi_IN"/>
-          </w:rPr>
-          <w:rPr>
-            <w:color w:val="0000EE"/>
-            <w:u w:val="single"/>
-          </w:rPr>
-          <w:t>2:1–10</w:t>
-        </w:r>
-      </w:hyperlink>
+      <w:r>
+        <w:rPr>
+          <w:lang w:val="hi_IN" w:bidi="hi_IN"/>
+        </w:rPr>
+        <w:t>2:1–10</w:t>
+      </w:r>
       <w:r>
         <w:rPr>
           <w:lang w:val="hi_IN" w:bidi="hi_IN"/>
         </w:rPr>
         <w:t>)। गैर-यहूदियों के रूप में, वे परमेश्वर और उसके आशीष से पूरी तरह से अलग-थलग थे, लेकिन परमेश्वर की दया में, मसीह के मेल-मिलाप के कार्य के माध्यम से, वे अब परमेश्वर के परिवार के सदस्य बन गए हैं, यहूदी मसीहियों के पूरी तरह से बराबर। वे अब बाहरी नहीं हैं (</w:t>
       </w:r>
-      <w:hyperlink r:id="rId25">
-        <w:r>
-          <w:rPr>
-            <w:lang w:val="hi_IN" w:bidi="hi_IN"/>
-          </w:rPr>
-          <w:rPr>
-            <w:color w:val="0000EE"/>
-            <w:u w:val="single"/>
-          </w:rPr>
-          <w:t>2:11–22</w:t>
-        </w:r>
-      </w:hyperlink>
+      <w:r>
+        <w:rPr>
+          <w:lang w:val="hi_IN" w:bidi="hi_IN"/>
+        </w:rPr>
+        <w:t>2:11–22</w:t>
+      </w:r>
       <w:r>
         <w:rPr>
           <w:lang w:val="hi_IN" w:bidi="hi_IN"/>
@@ -587,36 +509,24 @@
         </w:rPr>
         <w:t>पौलुस को परमेश्वर ने यह अद्भुत सुसमाचार उन तक पहुँचाने के लिए नियुक्त किया था (</w:t>
       </w:r>
-      <w:hyperlink r:id="rId26">
-        <w:r>
-          <w:rPr>
-            <w:lang w:val="hi_IN" w:bidi="hi_IN"/>
-          </w:rPr>
-          <w:rPr>
-            <w:color w:val="0000EE"/>
-            <w:u w:val="single"/>
-          </w:rPr>
-          <w:t>3:1–13</w:t>
-        </w:r>
-      </w:hyperlink>
+      <w:r>
+        <w:rPr>
+          <w:lang w:val="hi_IN" w:bidi="hi_IN"/>
+        </w:rPr>
+        <w:t>3:1–13</w:t>
+      </w:r>
       <w:r>
         <w:rPr>
           <w:lang w:val="hi_IN" w:bidi="hi_IN"/>
         </w:rPr>
         <w:t>)। उनके लिए उनकी दूसरी प्रार्थना (</w:t>
       </w:r>
-      <w:hyperlink r:id="rId27">
-        <w:r>
-          <w:rPr>
-            <w:lang w:val="hi_IN" w:bidi="hi_IN"/>
-          </w:rPr>
-          <w:rPr>
-            <w:color w:val="0000EE"/>
-            <w:u w:val="single"/>
-          </w:rPr>
-          <w:t>3:14–21</w:t>
-        </w:r>
-      </w:hyperlink>
+      <w:r>
+        <w:rPr>
+          <w:lang w:val="hi_IN" w:bidi="hi_IN"/>
+        </w:rPr>
+        <w:t>3:14–21</w:t>
+      </w:r>
       <w:r>
         <w:rPr>
           <w:lang w:val="hi_IN" w:bidi="hi_IN"/>
@@ -637,36 +547,24 @@
         </w:rPr>
         <w:t>इसके जवाब में, उन्हें नम्रता, अनुग्रह, और प्रेम का जीवन जीना चाहिए - एक ऐसा जीवन जो उनके बुलावे के योग्य हो, क्योंकि वे मसीह के शरीर का निर्माण करने के लिए अपने परमेश्वर-प्रदत्त वरदानों का उपयोग करते हैं (</w:t>
       </w:r>
-      <w:hyperlink r:id="rId28">
-        <w:r>
-          <w:rPr>
-            <w:lang w:val="hi_IN" w:bidi="hi_IN"/>
-          </w:rPr>
-          <w:rPr>
-            <w:color w:val="0000EE"/>
-            <w:u w:val="single"/>
-          </w:rPr>
-          <w:t>4:1–16</w:t>
-        </w:r>
-      </w:hyperlink>
+      <w:r>
+        <w:rPr>
+          <w:lang w:val="hi_IN" w:bidi="hi_IN"/>
+        </w:rPr>
+        <w:t>4:1–16</w:t>
+      </w:r>
       <w:r>
         <w:rPr>
           <w:lang w:val="hi_IN" w:bidi="hi_IN"/>
         </w:rPr>
         <w:t>)। उन्हें अपने पूर्व पापपूर्ण तरीकों के अंधकार से मुड़कर प्रकाश की संतान के रूप में जीना चाहिए। पवित्र आत्मा में दया और प्रेम से भरे हुए, और मसीह के उदाहरण का अनुसरण करते हुए, उनके जीवन को सभी चीजों में परमेश्वर को प्रसन्न करना है (</w:t>
       </w:r>
-      <w:hyperlink r:id="rId29">
-        <w:r>
-          <w:rPr>
-            <w:lang w:val="hi_IN" w:bidi="hi_IN"/>
-          </w:rPr>
-          <w:rPr>
-            <w:color w:val="0000EE"/>
-            <w:u w:val="single"/>
-          </w:rPr>
-          <w:t>4:17–5:20</w:t>
-        </w:r>
-      </w:hyperlink>
+      <w:r>
+        <w:rPr>
+          <w:lang w:val="hi_IN" w:bidi="hi_IN"/>
+        </w:rPr>
+        <w:t>4:17–5:20</w:t>
+      </w:r>
       <w:r>
         <w:rPr>
           <w:lang w:val="hi_IN" w:bidi="hi_IN"/>
@@ -687,54 +585,36 @@
         </w:rPr>
         <w:t>घर पर उनके सभी रिश्ते - पति और पत्नी, माता-पिता और बच्चों, स्वामी और दासों के बीच - सम्मान और प्रेम से भरे होने चाहिए, क्योंकि वे मसीह के लिए जीते हैं (</w:t>
       </w:r>
-      <w:hyperlink r:id="rId30">
-        <w:r>
-          <w:rPr>
-            <w:lang w:val="hi_IN" w:bidi="hi_IN"/>
-          </w:rPr>
-          <w:rPr>
-            <w:color w:val="0000EE"/>
-            <w:u w:val="single"/>
-          </w:rPr>
-          <w:t>5:21–6:9</w:t>
-        </w:r>
-      </w:hyperlink>
+      <w:r>
+        <w:rPr>
+          <w:lang w:val="hi_IN" w:bidi="hi_IN"/>
+        </w:rPr>
+        <w:t>5:21–6:9</w:t>
+      </w:r>
       <w:r>
         <w:rPr>
           <w:lang w:val="hi_IN" w:bidi="hi_IN"/>
         </w:rPr>
         <w:t>)। अंत में, उन्हें शैतान से अपनी रक्षा करने के लिए परमेश्वर के कवच को धारण करने की चेतावनी दी जाती है (</w:t>
       </w:r>
-      <w:hyperlink r:id="rId31">
-        <w:r>
-          <w:rPr>
-            <w:lang w:val="hi_IN" w:bidi="hi_IN"/>
-          </w:rPr>
-          <w:rPr>
-            <w:color w:val="0000EE"/>
-            <w:u w:val="single"/>
-          </w:rPr>
-          <w:t>6:10–20</w:t>
-        </w:r>
-      </w:hyperlink>
+      <w:r>
+        <w:rPr>
+          <w:lang w:val="hi_IN" w:bidi="hi_IN"/>
+        </w:rPr>
+        <w:t>6:10–20</w:t>
+      </w:r>
       <w:r>
         <w:rPr>
           <w:lang w:val="hi_IN" w:bidi="hi_IN"/>
         </w:rPr>
         <w:t>)। पौलुस कुछ व्यक्तिगत शब्दों और एक आशीर्वाद वचन के साथ अपनी बात समाप्त करते हैं (</w:t>
       </w:r>
-      <w:hyperlink r:id="rId32">
-        <w:r>
-          <w:rPr>
-            <w:lang w:val="hi_IN" w:bidi="hi_IN"/>
-          </w:rPr>
-          <w:rPr>
-            <w:color w:val="0000EE"/>
-            <w:u w:val="single"/>
-          </w:rPr>
-          <w:t>6:21–24</w:t>
-        </w:r>
-      </w:hyperlink>
+      <w:r>
+        <w:rPr>
+          <w:lang w:val="hi_IN" w:bidi="hi_IN"/>
+        </w:rPr>
+        <w:t>6:21–24</w:t>
+      </w:r>
       <w:r>
         <w:rPr>
           <w:lang w:val="hi_IN" w:bidi="hi_IN"/>
@@ -780,36 +660,24 @@
         </w:rPr>
         <w:t xml:space="preserve">हालांकि, यह पत्र पौलुस के विचारों और शैली के साथ पूरी तरह से संगत है। पौलुस के निर्विवाद पत्रों के साथ कथित अंतर को निम्नलिखित के माध्यम से समझाया जा सकता है: (1) पौलुस की अपनी शब्दावली और शैली में विविधताएं; (2) इस पत्र की अलग सामग्री (उदाहरण के लिए, </w:t>
       </w:r>
-      <w:hyperlink r:id="rId19">
-        <w:r>
-          <w:rPr>
-            <w:lang w:val="hi_IN" w:bidi="hi_IN"/>
-          </w:rPr>
-          <w:rPr>
-            <w:color w:val="0000EE"/>
-            <w:u w:val="single"/>
-          </w:rPr>
-          <w:t>इफि 1–3</w:t>
-        </w:r>
-      </w:hyperlink>
+      <w:r>
+        <w:rPr>
+          <w:lang w:val="hi_IN" w:bidi="hi_IN"/>
+        </w:rPr>
+        <w:t>इफि 1–3</w:t>
+      </w:r>
       <w:r>
         <w:rPr>
           <w:lang w:val="hi_IN" w:bidi="hi_IN"/>
         </w:rPr>
         <w:t xml:space="preserve"> में आशीर्वाद, स्तुति, और प्रार्थना के विस्तृत खंड शामिल हैं); (3) पौलुस के अपने विचारों में विकास; (4) पौलुस का सचिवों का उपयोग (देखें </w:t>
       </w:r>
-      <w:hyperlink r:id="rId33">
-        <w:r>
-          <w:rPr>
-            <w:lang w:val="hi_IN" w:bidi="hi_IN"/>
-          </w:rPr>
-          <w:rPr>
-            <w:color w:val="0000EE"/>
-            <w:u w:val="single"/>
-          </w:rPr>
-          <w:t>रोम 16:22</w:t>
-        </w:r>
-      </w:hyperlink>
+      <w:r>
+        <w:rPr>
+          <w:lang w:val="hi_IN" w:bidi="hi_IN"/>
+        </w:rPr>
+        <w:t>रोम 16:22</w:t>
+      </w:r>
       <w:r>
         <w:rPr>
           <w:lang w:val="hi_IN" w:bidi="hi_IN"/>
@@ -854,54 +722,36 @@
         </w:rPr>
         <w:t xml:space="preserve"> ((</w:t>
       </w:r>
-      <w:hyperlink r:id="rId34">
-        <w:r>
-          <w:rPr>
-            <w:lang w:val="hi_IN" w:bidi="hi_IN"/>
-          </w:rPr>
-          <w:rPr>
-            <w:color w:val="0000EE"/>
-            <w:u w:val="single"/>
-          </w:rPr>
-          <w:t>इफि 1:1</w:t>
-        </w:r>
-      </w:hyperlink>
+      <w:r>
+        <w:rPr>
+          <w:lang w:val="hi_IN" w:bidi="hi_IN"/>
+        </w:rPr>
+        <w:t>इफि 1:1</w:t>
+      </w:r>
       <w:r>
         <w:rPr>
           <w:lang w:val="hi_IN" w:bidi="hi_IN"/>
         </w:rPr>
         <w:t xml:space="preserve">) के परिचयात्मक शब्दों के लोप और (2) इफिसियों में व्यक्तिगत अभिवादन या संदर्भों की कमी पर आधारित है - यदि यह पत्र इफिसुस की कलीसिया के लिए लिखा गया था, तो यह एक आश्चर्यजनक चूक थी, क्योंकि पौलुस शहर में काफी समय तक रहा था और वहाँ की कलीसिया से उसका व्यक्तिगत परिचय था (देखें </w:t>
       </w:r>
-      <w:hyperlink r:id="rId35">
-        <w:r>
-          <w:rPr>
-            <w:lang w:val="hi_IN" w:bidi="hi_IN"/>
-          </w:rPr>
-          <w:rPr>
-            <w:color w:val="0000EE"/>
-            <w:u w:val="single"/>
-          </w:rPr>
-          <w:t>प्रेरि 19:10</w:t>
-        </w:r>
-      </w:hyperlink>
+      <w:r>
+        <w:rPr>
+          <w:lang w:val="hi_IN" w:bidi="hi_IN"/>
+        </w:rPr>
+        <w:t>प्रेरि 19:10</w:t>
+      </w:r>
       <w:r>
         <w:rPr>
           <w:lang w:val="hi_IN" w:bidi="hi_IN"/>
         </w:rPr>
         <w:t xml:space="preserve">; </w:t>
       </w:r>
-      <w:hyperlink r:id="rId36">
-        <w:r>
-          <w:rPr>
-            <w:lang w:val="hi_IN" w:bidi="hi_IN"/>
-          </w:rPr>
-          <w:rPr>
-            <w:color w:val="0000EE"/>
-            <w:u w:val="single"/>
-          </w:rPr>
-          <w:t>20:31</w:t>
-        </w:r>
-      </w:hyperlink>
+      <w:r>
+        <w:rPr>
+          <w:lang w:val="hi_IN" w:bidi="hi_IN"/>
+        </w:rPr>
+        <w:t>20:31</w:t>
+      </w:r>
       <w:r>
         <w:rPr>
           <w:lang w:val="hi_IN" w:bidi="hi_IN"/>
@@ -933,18 +783,12 @@
         </w:rPr>
         <w:t xml:space="preserve">इफिसियों की पत्री (फिलिप्पियों, कुलुस्सियों और फिलेमोन के साथ) बंदीगृह पत्रों में से एक है, जिसे पारंपरिक रूप से रोम में 60–62 ईस्वी में या पौलुस को 64~65 ईस्वी के आसपास फांसी दिए जाने से कुछ समय पहले लिखा गया माना जाता है। इस तरह बंदीगृह पत्र पौलुस की आखिरी रचनाओं में से एक बन गया। हालाँकि, उन्हें इफिसुस की बंदीगृह से लिखे जाने के रूप में बेहतर समझा जा सकता है। 2 कुरिंथियों में, जिसे पौलुस ने इफिसुस छोड़ने के तुरंत बाद लिखा था, वह उस क्षेत्र में मिले कड़े विरोध का उल्लेख करता है और कई बार बंदीगृह में रहने का उल्लेख करता है; </w:t>
       </w:r>
-      <w:hyperlink r:id="rId18">
-        <w:r>
-          <w:rPr>
-            <w:lang w:val="hi_IN" w:bidi="hi_IN"/>
-          </w:rPr>
-          <w:rPr>
-            <w:color w:val="0000EE"/>
-            <w:u w:val="single"/>
-          </w:rPr>
-          <w:t>2 कुरिन्थियों 11:23–27</w:t>
-        </w:r>
-      </w:hyperlink>
+      <w:r>
+        <w:rPr>
+          <w:lang w:val="hi_IN" w:bidi="hi_IN"/>
+        </w:rPr>
+        <w:t>2 कुरिन्थियों 11:23–27</w:t>
+      </w:r>
       <w:r>
         <w:rPr>
           <w:lang w:val="hi_IN" w:bidi="hi_IN"/>
@@ -976,90 +820,60 @@
         </w:rPr>
         <w:t>परमेश्वर के अनुग्रह के लिए स्तुति। शायद नए नियम की किसी भी अन्य पुस्तक से अधिक, इफिसियों की पुस्तक उन लोगों के लिए परमेश्वर के उद्धारक अनुग्रह के प्रति कृतज्ञता से भरी हुई है जो यीशु मसीह में विश्वास करते हैं। केवल परमेश्वर के अनुग्रह से, विश्वासियों को चुना गया है, क्षमा किया गया है, उनके परिवार में बुलाया गया है, उन्हें संतान बनाया गया हैं, उनके अनन्त आशीष की प्रतिज्ञा किया गया है, और उन्हें हमेशा के लिए उनका होने के रूप में चिह्नित करने के लिए उन्हें पवित्र आत्मा का वरदान दिया गया है (</w:t>
       </w:r>
-      <w:hyperlink r:id="rId22">
-        <w:r>
-          <w:rPr>
-            <w:lang w:val="hi_IN" w:bidi="hi_IN"/>
-          </w:rPr>
-          <w:rPr>
-            <w:color w:val="0000EE"/>
-            <w:u w:val="single"/>
-          </w:rPr>
-          <w:t>इफि 1:3–14</w:t>
-        </w:r>
-      </w:hyperlink>
+      <w:r>
+        <w:rPr>
+          <w:lang w:val="hi_IN" w:bidi="hi_IN"/>
+        </w:rPr>
+        <w:t>इफि 1:3–14</w:t>
+      </w:r>
       <w:r>
         <w:rPr>
           <w:lang w:val="hi_IN" w:bidi="hi_IN"/>
         </w:rPr>
         <w:t>)। उद्धार को कभी भी अर्जित की गई चीज़ के रूप में नहीं देखा जा सकता है; यह एक विशुद्ध उपहार है (</w:t>
       </w:r>
-      <w:hyperlink r:id="rId37">
-        <w:r>
-          <w:rPr>
-            <w:lang w:val="hi_IN" w:bidi="hi_IN"/>
-          </w:rPr>
-          <w:rPr>
-            <w:color w:val="0000EE"/>
-            <w:u w:val="single"/>
-          </w:rPr>
-          <w:t>इफि 2:8–9</w:t>
-        </w:r>
-      </w:hyperlink>
+      <w:r>
+        <w:rPr>
+          <w:lang w:val="hi_IN" w:bidi="hi_IN"/>
+        </w:rPr>
+        <w:t>इफि 2:8–9</w:t>
+      </w:r>
       <w:r>
         <w:rPr>
           <w:lang w:val="hi_IN" w:bidi="hi_IN"/>
         </w:rPr>
         <w:t>)। परिणामस्वरूप, विश्वासियों को पता है कि उन्हें उनकी अद्भुत कृपा के लिए हमेशा परमेश्वर की स्तुति करने के लिए बुलाया गया है (</w:t>
       </w:r>
-      <w:hyperlink r:id="rId38">
-        <w:r>
-          <w:rPr>
-            <w:lang w:val="hi_IN" w:bidi="hi_IN"/>
-          </w:rPr>
-          <w:rPr>
-            <w:color w:val="0000EE"/>
-            <w:u w:val="single"/>
-          </w:rPr>
-          <w:t>इफि 1:6</w:t>
-        </w:r>
-      </w:hyperlink>
+      <w:r>
+        <w:rPr>
+          <w:lang w:val="hi_IN" w:bidi="hi_IN"/>
+        </w:rPr>
+        <w:t>इफि 1:6</w:t>
+      </w:r>
       <w:r>
         <w:rPr>
           <w:lang w:val="hi_IN" w:bidi="hi_IN"/>
         </w:rPr>
         <w:t xml:space="preserve">, </w:t>
       </w:r>
-      <w:hyperlink r:id="rId39">
-        <w:r>
-          <w:rPr>
-            <w:lang w:val="hi_IN" w:bidi="hi_IN"/>
-          </w:rPr>
-          <w:rPr>
-            <w:color w:val="0000EE"/>
-            <w:u w:val="single"/>
-          </w:rPr>
-          <w:t>12</w:t>
-        </w:r>
-      </w:hyperlink>
+      <w:r>
+        <w:rPr>
+          <w:lang w:val="hi_IN" w:bidi="hi_IN"/>
+        </w:rPr>
+        <w:t>12</w:t>
+      </w:r>
       <w:r>
         <w:rPr>
           <w:lang w:val="hi_IN" w:bidi="hi_IN"/>
         </w:rPr>
         <w:t xml:space="preserve">, </w:t>
       </w:r>
-      <w:hyperlink r:id="rId40">
-        <w:r>
-          <w:rPr>
-            <w:lang w:val="hi_IN" w:bidi="hi_IN"/>
-          </w:rPr>
-          <w:rPr>
-            <w:color w:val="0000EE"/>
-            <w:u w:val="single"/>
-          </w:rPr>
-          <w:t>14</w:t>
-        </w:r>
-      </w:hyperlink>
+      <w:r>
+        <w:rPr>
+          <w:lang w:val="hi_IN" w:bidi="hi_IN"/>
+        </w:rPr>
+        <w:t>14</w:t>
+      </w:r>
       <w:r>
         <w:rPr>
           <w:lang w:val="hi_IN" w:bidi="hi_IN"/>
@@ -1080,90 +894,60 @@
         </w:rPr>
         <w:t xml:space="preserve">मनुष्य की निन्दित अवस्था। इफिसियों के पहले तीन अध्यायों में व्याप्त अनुग्रह की जागरूकता पौलुस द्वारा पाप और उस पर परमेश्वर के न्याय पर विपरीत जोर देने से और बढ़ जाती है। जो उसके पाठकों के लिए सत्य है, वह सभी के लिए सत्य है, क्योंकि सभी परमेश्वर के न्याय के अधीन हैं (देखें </w:t>
       </w:r>
-      <w:hyperlink r:id="rId41">
-        <w:r>
-          <w:rPr>
-            <w:lang w:val="hi_IN" w:bidi="hi_IN"/>
-          </w:rPr>
-          <w:rPr>
-            <w:color w:val="0000EE"/>
-            <w:u w:val="single"/>
-          </w:rPr>
-          <w:t>इफि 2:1–3</w:t>
-        </w:r>
-      </w:hyperlink>
+      <w:r>
+        <w:rPr>
+          <w:lang w:val="hi_IN" w:bidi="hi_IN"/>
+        </w:rPr>
+        <w:t>इफि 2:1–3</w:t>
+      </w:r>
       <w:r>
         <w:rPr>
           <w:lang w:val="hi_IN" w:bidi="hi_IN"/>
         </w:rPr>
         <w:t xml:space="preserve">, </w:t>
       </w:r>
-      <w:hyperlink r:id="rId42">
-        <w:r>
-          <w:rPr>
-            <w:lang w:val="hi_IN" w:bidi="hi_IN"/>
-          </w:rPr>
-          <w:rPr>
-            <w:color w:val="0000EE"/>
-            <w:u w:val="single"/>
-          </w:rPr>
-          <w:t>12</w:t>
-        </w:r>
-      </w:hyperlink>
+      <w:r>
+        <w:rPr>
+          <w:lang w:val="hi_IN" w:bidi="hi_IN"/>
+        </w:rPr>
+        <w:t>12</w:t>
+      </w:r>
       <w:r>
         <w:rPr>
           <w:lang w:val="hi_IN" w:bidi="hi_IN"/>
         </w:rPr>
         <w:t xml:space="preserve">)। प्रत्येक मनुष्य परमेश्वर के अनंत न्याय के समक्ष दोषी और निंदित है, जो पाप को सहन नहीं कर सकता। यह अवधारणा आधुनिक सोच के लिए बहुत कठोर लगती है; इसके पीछे मनुष्य के पाप और परमेश्वर की परम पवित्रता के बारे में आज के अधिकांश पश्चिमी लोगों की तुलना में कहीं अधिक मजबूत दृष्टिकोण है। मसीह के अलावा, मनुष्य पाप से प्रेरित होते हैं और शैतान के अधीन होते हैं। इसलिए सुसमाचार प्रचार अत्यावश्यक है (देखें </w:t>
       </w:r>
-      <w:hyperlink r:id="rId43">
-        <w:r>
-          <w:rPr>
-            <w:lang w:val="hi_IN" w:bidi="hi_IN"/>
-          </w:rPr>
-          <w:rPr>
-            <w:color w:val="0000EE"/>
-            <w:u w:val="single"/>
-          </w:rPr>
-          <w:t>मर 16:15–16</w:t>
-        </w:r>
-      </w:hyperlink>
+      <w:r>
+        <w:rPr>
+          <w:lang w:val="hi_IN" w:bidi="hi_IN"/>
+        </w:rPr>
+        <w:t>मर 16:15–16</w:t>
+      </w:r>
       <w:r>
         <w:rPr>
           <w:lang w:val="hi_IN" w:bidi="hi_IN"/>
         </w:rPr>
         <w:t xml:space="preserve">; तुलना करें </w:t>
       </w:r>
-      <w:hyperlink r:id="rId44">
-        <w:r>
-          <w:rPr>
-            <w:lang w:val="hi_IN" w:bidi="hi_IN"/>
-          </w:rPr>
-          <w:rPr>
-            <w:color w:val="0000EE"/>
-            <w:u w:val="single"/>
-          </w:rPr>
-          <w:t>रोम 9:1–3</w:t>
-        </w:r>
-      </w:hyperlink>
+      <w:r>
+        <w:rPr>
+          <w:lang w:val="hi_IN" w:bidi="hi_IN"/>
+        </w:rPr>
+        <w:t>रोम 9:1–3</w:t>
+      </w:r>
       <w:r>
         <w:rPr>
           <w:lang w:val="hi_IN" w:bidi="hi_IN"/>
         </w:rPr>
         <w:t xml:space="preserve">; </w:t>
       </w:r>
-      <w:hyperlink r:id="rId45">
-        <w:r>
-          <w:rPr>
-            <w:lang w:val="hi_IN" w:bidi="hi_IN"/>
-          </w:rPr>
-          <w:rPr>
-            <w:color w:val="0000EE"/>
-            <w:u w:val="single"/>
-          </w:rPr>
-          <w:t>10:1</w:t>
-        </w:r>
-      </w:hyperlink>
+      <w:r>
+        <w:rPr>
+          <w:lang w:val="hi_IN" w:bidi="hi_IN"/>
+        </w:rPr>
+        <w:t>10:1</w:t>
+      </w:r>
       <w:r>
         <w:rPr>
           <w:lang w:val="hi_IN" w:bidi="hi_IN"/>
@@ -1184,108 +968,72 @@
         </w:rPr>
         <w:t xml:space="preserve">कलीसिया की एकता। परमेश्वर की अद्भुत योजना अन्यजाती लोगों को अपने परिवार में शामिल करना है (देखें </w:t>
       </w:r>
-      <w:hyperlink r:id="rId46">
-        <w:r>
-          <w:rPr>
-            <w:lang w:val="hi_IN" w:bidi="hi_IN"/>
-          </w:rPr>
-          <w:rPr>
-            <w:color w:val="0000EE"/>
-            <w:u w:val="single"/>
-          </w:rPr>
-          <w:t>इफि 2:11–3:6</w:t>
-        </w:r>
-      </w:hyperlink>
+      <w:r>
+        <w:rPr>
+          <w:lang w:val="hi_IN" w:bidi="hi_IN"/>
+        </w:rPr>
+        <w:t>इफि 2:11–3:6</w:t>
+      </w:r>
       <w:r>
         <w:rPr>
           <w:lang w:val="hi_IN" w:bidi="hi_IN"/>
         </w:rPr>
         <w:t xml:space="preserve">)। जातीय भेदभाव परमेश्वर के लिए कुछ भी मायने नहीं रखते और परमेश्वर के लोगों के लिए भी इनका कोई मतलब नहीं होना चाहिए (तुलना करें </w:t>
       </w:r>
-      <w:hyperlink r:id="rId47">
-        <w:r>
-          <w:rPr>
-            <w:lang w:val="hi_IN" w:bidi="hi_IN"/>
-          </w:rPr>
-          <w:rPr>
-            <w:color w:val="0000EE"/>
-            <w:u w:val="single"/>
-          </w:rPr>
-          <w:t>गल 3:28</w:t>
-        </w:r>
-      </w:hyperlink>
+      <w:r>
+        <w:rPr>
+          <w:lang w:val="hi_IN" w:bidi="hi_IN"/>
+        </w:rPr>
+        <w:t>गल 3:28</w:t>
+      </w:r>
       <w:r>
         <w:rPr>
           <w:lang w:val="hi_IN" w:bidi="hi_IN"/>
         </w:rPr>
         <w:t xml:space="preserve">)। क्योंकि परमेश्वर ने सभी जातीय पृष्ठभूमि के लोगों को अपने कलीसिया में एक साथ जोड़ा है (देखें </w:t>
       </w:r>
-      <w:hyperlink r:id="rId48">
-        <w:r>
-          <w:rPr>
-            <w:lang w:val="hi_IN" w:bidi="hi_IN"/>
-          </w:rPr>
-          <w:rPr>
-            <w:color w:val="0000EE"/>
-            <w:u w:val="single"/>
-          </w:rPr>
-          <w:t>इफि 2:14–17</w:t>
-        </w:r>
-      </w:hyperlink>
+      <w:r>
+        <w:rPr>
+          <w:lang w:val="hi_IN" w:bidi="hi_IN"/>
+        </w:rPr>
+        <w:t>इफि 2:14–17</w:t>
+      </w:r>
       <w:r>
         <w:rPr>
           <w:lang w:val="hi_IN" w:bidi="hi_IN"/>
         </w:rPr>
         <w:t xml:space="preserve">; </w:t>
       </w:r>
-      <w:hyperlink r:id="rId49">
-        <w:r>
-          <w:rPr>
-            <w:lang w:val="hi_IN" w:bidi="hi_IN"/>
-          </w:rPr>
-          <w:rPr>
-            <w:color w:val="0000EE"/>
-            <w:u w:val="single"/>
-          </w:rPr>
-          <w:t>3:6</w:t>
-        </w:r>
-      </w:hyperlink>
+      <w:r>
+        <w:rPr>
+          <w:lang w:val="hi_IN" w:bidi="hi_IN"/>
+        </w:rPr>
+        <w:t>3:6</w:t>
+      </w:r>
       <w:r>
         <w:rPr>
           <w:lang w:val="hi_IN" w:bidi="hi_IN"/>
         </w:rPr>
         <w:t xml:space="preserve">), विश्वासियों को जातीय मतभेदों पर विचार किए बिना विनम्रता, अनुग्रह और प्रेम में एक-दूसरे का गर्मजोशी से स्वागत करके जवाब देना चाहिए (देखें </w:t>
       </w:r>
-      <w:hyperlink r:id="rId50">
-        <w:r>
-          <w:rPr>
-            <w:lang w:val="hi_IN" w:bidi="hi_IN"/>
-          </w:rPr>
-          <w:rPr>
-            <w:color w:val="0000EE"/>
-            <w:u w:val="single"/>
-          </w:rPr>
-          <w:t>इफि 4:1–6</w:t>
-        </w:r>
-      </w:hyperlink>
+      <w:r>
+        <w:rPr>
+          <w:lang w:val="hi_IN" w:bidi="hi_IN"/>
+        </w:rPr>
+        <w:t>इफि 4:1–6</w:t>
+      </w:r>
       <w:r>
         <w:rPr>
           <w:lang w:val="hi_IN" w:bidi="hi_IN"/>
         </w:rPr>
         <w:t xml:space="preserve">; </w:t>
       </w:r>
-      <w:hyperlink r:id="rId51">
-        <w:r>
-          <w:rPr>
-            <w:lang w:val="hi_IN" w:bidi="hi_IN"/>
-          </w:rPr>
-          <w:rPr>
-            <w:color w:val="0000EE"/>
-            <w:u w:val="single"/>
-          </w:rPr>
-          <w:t>रोम 15:5–7</w:t>
-        </w:r>
-      </w:hyperlink>
+      <w:r>
+        <w:rPr>
+          <w:lang w:val="hi_IN" w:bidi="hi_IN"/>
+        </w:rPr>
+        <w:t>रोम 15:5–7</w:t>
+      </w:r>
       <w:r>
         <w:rPr>
           <w:lang w:val="hi_IN" w:bidi="hi_IN"/>
@@ -1306,18 +1054,12 @@
         </w:rPr>
         <w:t xml:space="preserve">मसीह की तरह जीना। </w:t>
       </w:r>
-      <w:hyperlink r:id="rId20">
-        <w:r>
-          <w:rPr>
-            <w:lang w:val="hi_IN" w:bidi="hi_IN"/>
-          </w:rPr>
-          <w:rPr>
-            <w:color w:val="0000EE"/>
-            <w:u w:val="single"/>
-          </w:rPr>
-          <w:t>इफिसियों 4–6</w:t>
-        </w:r>
-      </w:hyperlink>
+      <w:r>
+        <w:rPr>
+          <w:lang w:val="hi_IN" w:bidi="hi_IN"/>
+        </w:rPr>
+        <w:t>इफिसियों 4–6</w:t>
+      </w:r>
       <w:r>
         <w:rPr>
           <w:lang w:val="hi_IN" w:bidi="hi_IN"/>
@@ -1336,126 +1078,84 @@
         </w:rPr>
         <w:t>" है (</w:t>
       </w:r>
-      <w:hyperlink r:id="rId52">
-        <w:r>
-          <w:rPr>
-            <w:lang w:val="hi_IN" w:bidi="hi_IN"/>
-          </w:rPr>
-          <w:rPr>
-            <w:color w:val="0000EE"/>
-            <w:u w:val="single"/>
-          </w:rPr>
-          <w:t>इफि 5:9</w:t>
-        </w:r>
-      </w:hyperlink>
+      <w:r>
+        <w:rPr>
+          <w:lang w:val="hi_IN" w:bidi="hi_IN"/>
+        </w:rPr>
+        <w:t>इफि 5:9</w:t>
+      </w:r>
       <w:r>
         <w:rPr>
           <w:lang w:val="hi_IN" w:bidi="hi_IN"/>
         </w:rPr>
         <w:t xml:space="preserve">)। उन्हें दूसरों के प्रति नम्रता, ईमानदारी, सम्मान, दयालुता और प्रेम व्यक्त करना चाहिए। परमेश्वर के संबंध में, उनके जीवन को पवित्रता, महिमा और धन्यवाद से भरा होना चाहिए (देखें </w:t>
       </w:r>
-      <w:hyperlink r:id="rId29">
-        <w:r>
-          <w:rPr>
-            <w:lang w:val="hi_IN" w:bidi="hi_IN"/>
-          </w:rPr>
-          <w:rPr>
-            <w:color w:val="0000EE"/>
-            <w:u w:val="single"/>
-          </w:rPr>
-          <w:t>इफि 4:17–5:20</w:t>
-        </w:r>
-      </w:hyperlink>
+      <w:r>
+        <w:rPr>
+          <w:lang w:val="hi_IN" w:bidi="hi_IN"/>
+        </w:rPr>
+        <w:t>इफि 4:17–5:20</w:t>
+      </w:r>
       <w:r>
         <w:rPr>
           <w:lang w:val="hi_IN" w:bidi="hi_IN"/>
         </w:rPr>
         <w:t xml:space="preserve">)। विश्वासियों को मसीह की तरह बनना चाहिए और अपने सभी कार्यों और कथनों में उसे प्रतिबिंबित करना चाहिए (देखें </w:t>
       </w:r>
-      <w:hyperlink r:id="rId53">
-        <w:r>
-          <w:rPr>
-            <w:lang w:val="hi_IN" w:bidi="hi_IN"/>
-          </w:rPr>
-          <w:rPr>
-            <w:color w:val="0000EE"/>
-            <w:u w:val="single"/>
-          </w:rPr>
-          <w:t>इफि 4:13</w:t>
-        </w:r>
-      </w:hyperlink>
+      <w:r>
+        <w:rPr>
+          <w:lang w:val="hi_IN" w:bidi="hi_IN"/>
+        </w:rPr>
+        <w:t>इफि 4:13</w:t>
+      </w:r>
       <w:r>
         <w:rPr>
           <w:lang w:val="hi_IN" w:bidi="hi_IN"/>
         </w:rPr>
         <w:t xml:space="preserve">, </w:t>
       </w:r>
-      <w:hyperlink r:id="rId54">
-        <w:r>
-          <w:rPr>
-            <w:lang w:val="hi_IN" w:bidi="hi_IN"/>
-          </w:rPr>
-          <w:rPr>
-            <w:color w:val="0000EE"/>
-            <w:u w:val="single"/>
-          </w:rPr>
-          <w:t>15</w:t>
-        </w:r>
-      </w:hyperlink>
+      <w:r>
+        <w:rPr>
+          <w:lang w:val="hi_IN" w:bidi="hi_IN"/>
+        </w:rPr>
+        <w:t>15</w:t>
+      </w:r>
       <w:r>
         <w:rPr>
           <w:lang w:val="hi_IN" w:bidi="hi_IN"/>
         </w:rPr>
         <w:t xml:space="preserve">; </w:t>
       </w:r>
-      <w:hyperlink r:id="rId55">
-        <w:r>
-          <w:rPr>
-            <w:lang w:val="hi_IN" w:bidi="hi_IN"/>
-          </w:rPr>
-          <w:rPr>
-            <w:color w:val="0000EE"/>
-            <w:u w:val="single"/>
-          </w:rPr>
-          <w:t>रोम 8:29</w:t>
-        </w:r>
-      </w:hyperlink>
+      <w:r>
+        <w:rPr>
+          <w:lang w:val="hi_IN" w:bidi="hi_IN"/>
+        </w:rPr>
+        <w:t>रोम 8:29</w:t>
+      </w:r>
       <w:r>
         <w:rPr>
           <w:lang w:val="hi_IN" w:bidi="hi_IN"/>
         </w:rPr>
         <w:t xml:space="preserve">)। मसीह में, उन्हें परमेश्वर की तरह बनने के लिए नया बनाया गया है (देखें </w:t>
       </w:r>
-      <w:hyperlink r:id="rId56">
-        <w:r>
-          <w:rPr>
-            <w:lang w:val="hi_IN" w:bidi="hi_IN"/>
-          </w:rPr>
-          <w:rPr>
-            <w:color w:val="0000EE"/>
-            <w:u w:val="single"/>
-          </w:rPr>
-          <w:t>इफि 4:24</w:t>
-        </w:r>
-      </w:hyperlink>
+      <w:r>
+        <w:rPr>
+          <w:lang w:val="hi_IN" w:bidi="hi_IN"/>
+        </w:rPr>
+        <w:t>इफि 4:24</w:t>
+      </w:r>
       <w:r>
         <w:rPr>
           <w:lang w:val="hi_IN" w:bidi="hi_IN"/>
         </w:rPr>
         <w:t xml:space="preserve">; </w:t>
       </w:r>
-      <w:hyperlink r:id="rId57">
-        <w:r>
-          <w:rPr>
-            <w:lang w:val="hi_IN" w:bidi="hi_IN"/>
-          </w:rPr>
-          <w:rPr>
-            <w:color w:val="0000EE"/>
-            <w:u w:val="single"/>
-          </w:rPr>
-          <w:t>5:1–2</w:t>
-        </w:r>
-      </w:hyperlink>
+      <w:r>
+        <w:rPr>
+          <w:lang w:val="hi_IN" w:bidi="hi_IN"/>
+        </w:rPr>
+        <w:t>5:1–2</w:t>
+      </w:r>
       <w:r>
         <w:rPr>
           <w:lang w:val="hi_IN" w:bidi="hi_IN"/>
@@ -1476,18 +1176,12 @@
         </w:rPr>
         <w:t xml:space="preserve">घर में आदर और प्रेम। </w:t>
       </w:r>
-      <w:hyperlink r:id="rId30">
-        <w:r>
-          <w:rPr>
-            <w:lang w:val="hi_IN" w:bidi="hi_IN"/>
-          </w:rPr>
-          <w:rPr>
-            <w:color w:val="0000EE"/>
-            <w:u w:val="single"/>
-          </w:rPr>
-          <w:t>इफिसियों 5:21–6:9</w:t>
-        </w:r>
-      </w:hyperlink>
+      <w:r>
+        <w:rPr>
+          <w:lang w:val="hi_IN" w:bidi="hi_IN"/>
+        </w:rPr>
+        <w:t>इफिसियों 5:21–6:9</w:t>
+      </w:r>
       <w:r>
         <w:rPr>
           <w:lang w:val="hi_IN" w:bidi="hi_IN"/>
@@ -1508,18 +1202,12 @@
         </w:rPr>
         <w:t xml:space="preserve">आत्मिक युद्ध। </w:t>
       </w:r>
-      <w:hyperlink r:id="rId31">
-        <w:r>
-          <w:rPr>
-            <w:lang w:val="hi_IN" w:bidi="hi_IN"/>
-          </w:rPr>
-          <w:rPr>
-            <w:color w:val="0000EE"/>
-            <w:u w:val="single"/>
-          </w:rPr>
-          <w:t>इफिसियों 6:10–20</w:t>
-        </w:r>
-      </w:hyperlink>
+      <w:r>
+        <w:rPr>
+          <w:lang w:val="hi_IN" w:bidi="hi_IN"/>
+        </w:rPr>
+        <w:t>इफिसियों 6:10–20</w:t>
+      </w:r>
       <w:r>
         <w:rPr>
           <w:lang w:val="hi_IN" w:bidi="hi_IN"/>
